--- a/secoes/01_Recurso_Solar/equacoes/Quadro_Equacoes_Secao_01.docx
+++ b/secoes/01_Recurso_Solar/equacoes/Quadro_Equacoes_Secao_01.docx
@@ -22,12 +22,17 @@
     </w:p>
     <w:p>
       <w:r>
-        <w:t>Este inventário organiza 6 relações numeradas: 6 do núcleo já escrito no notebook e 0 de apoio, verificadas no código. Usar a coluna de inserção para distribuir a redação e manter os IDs nas referências cruzadas.</w:t>
+        <w:t>Este inventário organiza 6 relações numeradas: 6 escritas nas células de método do notebook e 0 complementares explicitadas a partir do código. Usar a coluna de inserção para distribuir a redação e manter os IDs nas referências cruzadas.</w:t>
       </w:r>
     </w:p>
     <w:p>
       <w:r>
-        <w:t>Cada linha conta uma relação. Constantes e parâmetros não entram nessa contagem. Os itens N constituem o núcleo de inserção; os itens C detalham o método e podem ser incluídos conforme o espaço e a discussão da subseção. A numeração final do capítulo será definida na consolidação.</w:t>
+        <w:t>A coluna de aplicação distingue conversão principal, tratamento, avaliação, fundamentação, ilustrações e cenários. N e C indicam onde a relação foi registrada e não separam modelos físicos de cenários. Cada símbolo recebe descrição e unidade na própria linha; 1 indica adimensional.</w:t>
+      </w:r>
+    </w:p>
+    <w:p>
+      <w:r>
+        <w:t>O modelo A converte POA medida e meteorologia local por atenuação assumida, Faiman, CEC de diodo único, perdas CC, inversor PVWatts e perdas CA. A transposição exploratória, a aproximação CC PVWatts, o ajuste empírico e o balanço BIPV são identificados em suas respectivas aplicações.</w:t>
       </w:r>
     </w:p>
     <w:tbl>
@@ -70,6 +75,7 @@
           </w:tcPr>
           <w:p>
             <w:pPr>
+              <w:keepNext/>
               <w:spacing w:after="40" w:before="0" w:line="240" w:lineRule="auto"/>
               <w:ind w:firstLine="0"/>
             </w:pPr>
@@ -92,6 +98,7 @@
           </w:tcPr>
           <w:p>
             <w:pPr>
+              <w:keepNext/>
               <w:spacing w:after="40" w:before="0" w:line="240" w:lineRule="auto"/>
               <w:ind w:firstLine="0"/>
               <w:jc w:val="center"/>
@@ -103,7 +110,7 @@
                 <w:color w:val="000000"/>
                 <w:sz w:val="24"/>
               </w:rPr>
-              <w:t>Núcleo N</w:t>
+              <w:t>Notebook N</w:t>
             </w:r>
           </w:p>
         </w:tc>
@@ -115,6 +122,7 @@
           </w:tcPr>
           <w:p>
             <w:pPr>
+              <w:keepNext/>
               <w:spacing w:after="40" w:before="0" w:line="240" w:lineRule="auto"/>
               <w:ind w:firstLine="0"/>
               <w:jc w:val="center"/>
@@ -126,7 +134,7 @@
                 <w:color w:val="000000"/>
                 <w:sz w:val="24"/>
               </w:rPr>
-              <w:t>Apoio C</w:t>
+              <w:t>Código C</w:t>
             </w:r>
           </w:p>
         </w:tc>
@@ -138,6 +146,7 @@
           </w:tcPr>
           <w:p>
             <w:pPr>
+              <w:keepNext/>
               <w:spacing w:after="40" w:before="0" w:line="240" w:lineRule="auto"/>
               <w:ind w:firstLine="0"/>
               <w:jc w:val="center"/>
@@ -258,6 +267,9 @@
       </w:r>
     </w:p>
     <w:p>
+      <w:pPr>
+        <w:keepNext/>
+      </w:pPr>
       <w:r>
         <w:t>Distribuição por subseção: 1.1 com 2 relações; 1.2 com 2 relações; 1.3 com 1 relação; 1.4 com 1 relação.</w:t>
       </w:r>
@@ -302,6 +314,7 @@
           </w:tcPr>
           <w:p>
             <w:pPr>
+              <w:keepNext/>
               <w:spacing w:after="40" w:before="0" w:line="240" w:lineRule="auto"/>
               <w:ind w:firstLine="0"/>
             </w:pPr>
@@ -324,6 +337,7 @@
           </w:tcPr>
           <w:p>
             <w:pPr>
+              <w:keepNext/>
               <w:spacing w:after="40" w:before="0" w:line="240" w:lineRule="auto"/>
               <w:ind w:firstLine="0"/>
             </w:pPr>
@@ -346,6 +360,7 @@
           </w:tcPr>
           <w:p>
             <w:pPr>
+              <w:keepNext/>
               <w:spacing w:after="40" w:before="0" w:line="240" w:lineRule="auto"/>
               <w:ind w:firstLine="0"/>
             </w:pPr>
@@ -356,7 +371,7 @@
                 <w:color w:val="000000"/>
                 <w:sz w:val="24"/>
               </w:rPr>
-              <w:t>Função e símbolos</w:t>
+              <w:t>Função e símbolos com unidades</w:t>
             </w:r>
           </w:p>
         </w:tc>
@@ -368,6 +383,7 @@
           </w:tcPr>
           <w:p>
             <w:pPr>
+              <w:keepNext/>
               <w:spacing w:after="40" w:before="0" w:line="240" w:lineRule="auto"/>
               <w:ind w:firstLine="0"/>
             </w:pPr>
@@ -378,7 +394,7 @@
                 <w:color w:val="000000"/>
                 <w:sz w:val="24"/>
               </w:rPr>
-              <w:t>Origem e uso</w:t>
+              <w:t>Registro e aplicação</w:t>
             </w:r>
           </w:p>
         </w:tc>
@@ -599,7 +615,7 @@
                 <w:color w:val="000000"/>
                 <w:sz w:val="24"/>
               </w:rPr>
-              <w:t>φ latitude; δ declinação; ω ângulo horário; θz zênite.</w:t>
+              <w:t>θz: ângulo zenital solar [°]; φ: latitude do local [°]; δ: declinação solar [°]; ω: ângulo horário solar [°].</w:t>
             </w:r>
           </w:p>
         </w:tc>
@@ -619,8 +635,22 @@
                 <w:color w:val="000000"/>
                 <w:sz w:val="24"/>
               </w:rPr>
-              <w:t>N Núcleo do notebook</w:t>
+              <w:t>N Fórmula no notebook</w:t>
               <w:br/>
+              <w:t>Fundamentação ou exemplo geométrico</w:t>
+            </w:r>
+          </w:p>
+          <w:p>
+            <w:pPr>
+              <w:spacing w:after="40" w:before="0" w:line="240" w:lineRule="auto"/>
+              <w:ind w:firstLine="0"/>
+            </w:pPr>
+            <w:r>
+              <w:rPr>
+                <w:rFonts w:ascii="Times New Roman" w:hAnsi="Times New Roman"/>
+                <w:color w:val="000000"/>
+                <w:sz w:val="24"/>
+              </w:rPr>
               <w:t>R03, R04, R05</w:t>
             </w:r>
           </w:p>
@@ -838,7 +868,7 @@
                 <w:color w:val="000000"/>
                 <w:sz w:val="24"/>
               </w:rPr>
-              <w:t>G0n e G0h em W/m².</w:t>
+              <w:t>G0h: irradiância extraterrestre horizontal [W/m²]; G0n: irradiância extraterrestre normal [W/m²]; θz: ângulo zenital solar [°].</w:t>
             </w:r>
           </w:p>
         </w:tc>
@@ -858,8 +888,22 @@
                 <w:color w:val="000000"/>
                 <w:sz w:val="24"/>
               </w:rPr>
-              <w:t>N Núcleo do notebook</w:t>
+              <w:t>N Fórmula no notebook</w:t>
               <w:br/>
+              <w:t>Geometria calculada e seleção de intervalos</w:t>
+            </w:r>
+          </w:p>
+          <w:p>
+            <w:pPr>
+              <w:spacing w:after="40" w:before="0" w:line="240" w:lineRule="auto"/>
+              <w:ind w:firstLine="0"/>
+            </w:pPr>
+            <w:r>
+              <w:rPr>
+                <w:rFonts w:ascii="Times New Roman" w:hAnsi="Times New Roman"/>
+                <w:color w:val="000000"/>
+                <w:sz w:val="24"/>
+              </w:rPr>
               <w:t>R03, R04, R05</w:t>
             </w:r>
           </w:p>
@@ -1096,7 +1140,7 @@
                 <w:color w:val="000000"/>
                 <w:sz w:val="24"/>
               </w:rPr>
-              <w:t>GHI DNI e DHI em W/m².</w:t>
+              <w:t>GHI: irradiância global horizontal [W/m²]; DNI: irradiância direta normal aos raios [W/m²]; θz: ângulo zenital solar [°]; DHI: irradiância difusa horizontal [W/m²].</w:t>
             </w:r>
           </w:p>
         </w:tc>
@@ -1116,8 +1160,22 @@
                 <w:color w:val="000000"/>
                 <w:sz w:val="24"/>
               </w:rPr>
-              <w:t>N Núcleo do notebook</w:t>
+              <w:t>N Fórmula no notebook</w:t>
               <w:br/>
+              <w:t>Fundamentação ou exemplo geométrico</w:t>
+            </w:r>
+          </w:p>
+          <w:p>
+            <w:pPr>
+              <w:spacing w:after="40" w:before="0" w:line="240" w:lineRule="auto"/>
+              <w:ind w:firstLine="0"/>
+            </w:pPr>
+            <w:r>
+              <w:rPr>
+                <w:rFonts w:ascii="Times New Roman" w:hAnsi="Times New Roman"/>
+                <w:color w:val="000000"/>
+                <w:sz w:val="24"/>
+              </w:rPr>
               <w:t>R01, R14, R18, R29</w:t>
             </w:r>
           </w:p>
@@ -1296,7 +1354,7 @@
                 <w:color w:val="000000"/>
                 <w:sz w:val="24"/>
               </w:rPr>
-              <w:t>G em W/m²; Δt em h; H em Wh/m²; dividir por 1000 para kWh/m².</w:t>
+              <w:t>H: irradiação acumulada no plano e período [Wh/m²; /1000 → kWh/m²]; Gi: irradiância no intervalo i [W/m²]; Δti: duração do intervalo i; 0,25 h na série local [h]; i: índice do intervalo ou da observação na janela [1 (índice)].</w:t>
             </w:r>
           </w:p>
         </w:tc>
@@ -1316,8 +1374,22 @@
                 <w:color w:val="000000"/>
                 <w:sz w:val="24"/>
               </w:rPr>
-              <w:t>N Núcleo do notebook</w:t>
+              <w:t>N Fórmula no notebook</w:t>
               <w:br/>
+              <w:t>Integração ou estatística dos dados</w:t>
+            </w:r>
+          </w:p>
+          <w:p>
+            <w:pPr>
+              <w:spacing w:after="40" w:before="0" w:line="240" w:lineRule="auto"/>
+              <w:ind w:firstLine="0"/>
+            </w:pPr>
+            <w:r>
+              <w:rPr>
+                <w:rFonts w:ascii="Times New Roman" w:hAnsi="Times New Roman"/>
+                <w:color w:val="000000"/>
+                <w:sz w:val="24"/>
+              </w:rPr>
               <w:t>R01, R14, R18, R29</w:t>
             </w:r>
           </w:p>
@@ -1422,34 +1494,64 @@
                       <m:grow/>
                     </m:dPr>
                     <m:e>
-                      <m:d>
-                        <m:dPr>
-                          <m:begChr m:val="|"/>
-                          <m:endChr m:val="|"/>
-                          <m:sepChr m:val=""/>
-                          <m:grow/>
-                        </m:dPr>
+                      <m:r>
+                        <w:rPr>
+                          <w:rFonts w:ascii="Cambria Math" w:hAnsi="Cambria Math"/>
+                          <w:sz w:val="26"/>
+                        </w:rPr>
+                        <m:rPr>
+                          <m:sty m:val="p"/>
+                        </m:rPr>
+                        <m:t>|</m:t>
+                      </m:r>
+                      <m:sSub>
                         <m:e>
-                          <m:sSub>
-                            <m:e>
-                              <m:r>
-                                <w:rPr>
-                                  <w:rFonts w:ascii="Cambria Math" w:hAnsi="Cambria Math"/>
-                                  <w:sz w:val="26"/>
-                                </w:rPr>
-                                <m:t>G</m:t>
-                              </m:r>
-                            </m:e>
-                            <m:sub>
-                              <m:r>
-                                <w:rPr>
-                                  <w:rFonts w:ascii="Cambria Math" w:hAnsi="Cambria Math"/>
-                                  <w:sz w:val="26"/>
-                                </w:rPr>
-                                <m:t>i</m:t>
-                              </m:r>
-                            </m:sub>
-                          </m:sSub>
+                          <m:r>
+                            <w:rPr>
+                              <w:rFonts w:ascii="Cambria Math" w:hAnsi="Cambria Math"/>
+                              <w:sz w:val="26"/>
+                            </w:rPr>
+                            <m:t>G</m:t>
+                          </m:r>
+                        </m:e>
+                        <m:sub>
+                          <m:r>
+                            <w:rPr>
+                              <w:rFonts w:ascii="Cambria Math" w:hAnsi="Cambria Math"/>
+                              <w:sz w:val="26"/>
+                            </w:rPr>
+                            <m:t>i</m:t>
+                          </m:r>
+                        </m:sub>
+                      </m:sSub>
+                      <m:r>
+                        <w:rPr>
+                          <w:rFonts w:ascii="Cambria Math" w:hAnsi="Cambria Math"/>
+                          <w:sz w:val="26"/>
+                        </w:rPr>
+                        <m:rPr>
+                          <m:sty m:val="p"/>
+                        </m:rPr>
+                        <m:t>−</m:t>
+                      </m:r>
+                      <m:sSub>
+                        <m:e>
+                          <m:r>
+                            <w:rPr>
+                              <w:rFonts w:ascii="Cambria Math" w:hAnsi="Cambria Math"/>
+                              <w:sz w:val="26"/>
+                            </w:rPr>
+                            <m:t>G</m:t>
+                          </m:r>
+                        </m:e>
+                        <m:sub>
+                          <m:r>
+                            <w:rPr>
+                              <w:rFonts w:ascii="Cambria Math" w:hAnsi="Cambria Math"/>
+                              <w:sz w:val="26"/>
+                            </w:rPr>
+                            <m:t>i</m:t>
+                          </m:r>
                           <m:r>
                             <w:rPr>
                               <w:rFonts w:ascii="Cambria Math" w:hAnsi="Cambria Math"/>
@@ -1460,45 +1562,25 @@
                             </m:rPr>
                             <m:t>−</m:t>
                           </m:r>
-                          <m:sSub>
-                            <m:e>
-                              <m:r>
-                                <w:rPr>
-                                  <w:rFonts w:ascii="Cambria Math" w:hAnsi="Cambria Math"/>
-                                  <w:sz w:val="26"/>
-                                </w:rPr>
-                                <m:t>G</m:t>
-                              </m:r>
-                            </m:e>
-                            <m:sub>
-                              <m:r>
-                                <w:rPr>
-                                  <w:rFonts w:ascii="Cambria Math" w:hAnsi="Cambria Math"/>
-                                  <w:sz w:val="26"/>
-                                </w:rPr>
-                                <m:t>i</m:t>
-                              </m:r>
-                              <m:r>
-                                <w:rPr>
-                                  <w:rFonts w:ascii="Cambria Math" w:hAnsi="Cambria Math"/>
-                                  <w:sz w:val="26"/>
-                                </w:rPr>
-                                <m:rPr>
-                                  <m:sty m:val="p"/>
-                                </m:rPr>
-                                <m:t>−</m:t>
-                              </m:r>
-                              <m:r>
-                                <w:rPr>
-                                  <w:rFonts w:ascii="Cambria Math" w:hAnsi="Cambria Math"/>
-                                  <w:sz w:val="26"/>
-                                </w:rPr>
-                                <m:t>1</m:t>
-                              </m:r>
-                            </m:sub>
-                          </m:sSub>
-                        </m:e>
-                      </m:d>
+                          <m:r>
+                            <w:rPr>
+                              <w:rFonts w:ascii="Cambria Math" w:hAnsi="Cambria Math"/>
+                              <w:sz w:val="26"/>
+                            </w:rPr>
+                            <m:t>1</m:t>
+                          </m:r>
+                        </m:sub>
+                      </m:sSub>
+                      <m:r>
+                        <w:rPr>
+                          <w:rFonts w:ascii="Cambria Math" w:hAnsi="Cambria Math"/>
+                          <w:sz w:val="26"/>
+                        </w:rPr>
+                        <m:rPr>
+                          <m:sty m:val="p"/>
+                        </m:rPr>
+                        <m:t>|</m:t>
+                      </m:r>
                     </m:e>
                   </m:d>
                 </m:num>
@@ -1587,7 +1669,7 @@
                 <w:color w:val="000000"/>
                 <w:sz w:val="24"/>
               </w:rPr>
-              <w:t>Gi POA dos pares válidos ordenados do dia; resultado adimensional.</w:t>
+              <w:t>VΔG: passo absoluto médio relativo da irradiância [1 (adimensional)]; Gi: irradiância no intervalo i [W/m²]; Gi−1: irradiância do par disponível anterior [W/m²]; i: índice do intervalo ou da observação na janela [1 (índice)].</w:t>
             </w:r>
           </w:p>
         </w:tc>
@@ -1607,8 +1689,22 @@
                 <w:color w:val="000000"/>
                 <w:sz w:val="24"/>
               </w:rPr>
-              <w:t>N Núcleo do notebook</w:t>
+              <w:t>N Fórmula no notebook</w:t>
               <w:br/>
+              <w:t>Integração ou estatística dos dados</w:t>
+            </w:r>
+          </w:p>
+          <w:p>
+            <w:pPr>
+              <w:spacing w:after="40" w:before="0" w:line="240" w:lineRule="auto"/>
+              <w:ind w:firstLine="0"/>
+            </w:pPr>
+            <w:r>
+              <w:rPr>
+                <w:rFonts w:ascii="Times New Roman" w:hAnsi="Times New Roman"/>
+                <w:color w:val="000000"/>
+                <w:sz w:val="24"/>
+              </w:rPr>
               <w:t>R01, R25</w:t>
             </w:r>
           </w:p>
@@ -1902,7 +1998,7 @@
                 <w:color w:val="000000"/>
                 <w:sz w:val="24"/>
               </w:rPr>
-              <w:t>Npares e Nesperados na mesma janela; C em %.</w:t>
+              <w:t>C: cobertura dos dados na janela [%]; Npares: intervalos com dados válidos pareados [1 (contagem)]; Nesperados: intervalos esperados na mesma janela [1 (contagem)].</w:t>
             </w:r>
           </w:p>
         </w:tc>
@@ -1922,8 +2018,22 @@
                 <w:color w:val="000000"/>
                 <w:sz w:val="24"/>
               </w:rPr>
-              <w:t>N Núcleo do notebook</w:t>
+              <w:t>N Fórmula no notebook</w:t>
               <w:br/>
+              <w:t>Integração ou estatística dos dados</w:t>
+            </w:r>
+          </w:p>
+          <w:p>
+            <w:pPr>
+              <w:spacing w:after="40" w:before="0" w:line="240" w:lineRule="auto"/>
+              <w:ind w:firstLine="0"/>
+            </w:pPr>
+            <w:r>
+              <w:rPr>
+                <w:rFonts w:ascii="Times New Roman" w:hAnsi="Times New Roman"/>
+                <w:color w:val="000000"/>
+                <w:sz w:val="24"/>
+              </w:rPr>
               <w:t>R01, R02, R21, R22, R23, R25, R26</w:t>
             </w:r>
           </w:p>
@@ -1945,7 +2055,22 @@
     </w:p>
     <w:p>
       <w:r>
-        <w:t>Usar o mesmo plano, intervalo e máscara temporal nas comparações. G designa irradiância; H irradiação; P potência e E energia. As temperaturas são expressas em °C; diferenças de temperatura também podem ser expressas em K. Os ângulos devem seguir uma convenção única de azimute.</w:t>
+        <w:t>Usar o mesmo plano, intervalo e máscara temporal nas comparações. G designa irradiância; H irradiação; P potência e E energia. Cada linha define todas as variáveis da relação. i indexa intervalos ou observações; j indexa perdas ou estágios conforme a linha. As operações soma, produto, média, valor absoluto, mínimo e máximo não são novas variáveis.</w:t>
+      </w:r>
+    </w:p>
+    <w:p>
+      <w:r>
+        <w:t>Ângulos são declarados em graus. Rotinas trigonométricas que recebem radianos exigem conversão. Azimutes partem do norte no sentido horário.</w:t>
+      </w:r>
+    </w:p>
+    <w:p>
+      <w:r>
+        <w:t>Em E1.04, G em W/m² e Δt em h produzem H em Wh/m²; o código divide por 1000 para kWh/m². Em E3.18, P em kW produz E em kWh; o código converte suas séries W por /1000.</w:t>
+      </w:r>
+    </w:p>
+    <w:p>
+      <w:r>
+        <w:t>Cada linha conta uma relação. Constantes e parâmetros não entram na contagem. Os itens N são o núcleo editorial já escrito e os C detalham o método; selecionar a inclusão conforme a discussão e o espaço. A numeração final do capítulo será definida na consolidação.</w:t>
       </w:r>
     </w:p>
     <w:p>
@@ -1978,7 +2103,7 @@
     </w:p>
     <w:p>
       <w:r>
-        <w:t>O núcleo N foi conferido nas 19 subseções do notebook e na matriz do capítulo da revisão 17ffe0eeb7d7. A fórmula repetida em 2.1 e 3.2 recebeu um só ID. Conversões de unidade, máscaras de qualidade e algoritmos internos de SPA, CEC e Perez–Driesse permanecem descritos no código e nas referências, sem numeração editorial adicional.</w:t>
+        <w:t>As fórmulas N foram conferidas nas 19 subseções do notebook e na matriz da revisão 17ffe0eeb7d7. Os algoritmos de SPA, CEC e Perez–Driesse, as conversões e os filtros estão no código. Citar as fontes R e explicitar as hipóteses na redação.</w:t>
       </w:r>
     </w:p>
     <w:p>
@@ -1989,11 +2114,6 @@
     <w:p>
       <w:r>
         <w:t>Inventário legível com localização e links: https://github.com/samuelasroma-byte/SPGER0046_Energias_Renovaveis/blob/main/docs/equacoes/README.md</w:t>
-      </w:r>
-    </w:p>
-    <w:p>
-      <w:r>
-        <w:t>Os códigos R identificam as fontes já catalogadas no projeto. As equações de apoio foram transcritas do código; para a redação científica, citar a fonte metodológica correspondente e explicitar as hipóteses do estudo.</w:t>
       </w:r>
     </w:p>
     <w:sectPr>

--- a/secoes/01_Recurso_Solar/equacoes/Quadro_Equacoes_Secao_01.docx
+++ b/secoes/01_Recurso_Solar/equacoes/Quadro_Equacoes_Secao_01.docx
@@ -254,7 +254,7 @@
     </w:tbl>
     <w:p>
       <w:r>
-        <w:t>A equação de Faiman possui um único ID E3.03 e local de inserção em 3.2. Em 2.1 fazer remissão a esse ID. No inventário geral os quatro quadros são reunidos para controle; cada Word de seção contém somente os itens que lhe pertencem.</w:t>
+        <w:t xml:space="preserve">O modelo de Faiman corresponde a E3.03, na subseção 3.2; a subseção 2.1 utiliza essa referência.</w:t>
       </w:r>
     </w:p>
     <w:p>
@@ -635,7 +635,7 @@
                 <w:color w:val="000000"/>
                 <w:sz w:val="24"/>
               </w:rPr>
-              <w:t>N Fórmula no notebook</w:t>
+              <w:t>N Fórmula do notebook</w:t>
               <w:br/>
               <w:t>Fundamentação ou exemplo geométrico</w:t>
             </w:r>
@@ -888,7 +888,7 @@
                 <w:color w:val="000000"/>
                 <w:sz w:val="24"/>
               </w:rPr>
-              <w:t>N Fórmula no notebook</w:t>
+              <w:t>N Fórmula do notebook</w:t>
               <w:br/>
               <w:t>Geometria calculada e seleção de intervalos</w:t>
             </w:r>
@@ -1160,7 +1160,7 @@
                 <w:color w:val="000000"/>
                 <w:sz w:val="24"/>
               </w:rPr>
-              <w:t>N Fórmula no notebook</w:t>
+              <w:t>N Fórmula do notebook</w:t>
               <w:br/>
               <w:t>Fundamentação ou exemplo geométrico</w:t>
             </w:r>
@@ -1374,7 +1374,7 @@
                 <w:color w:val="000000"/>
                 <w:sz w:val="24"/>
               </w:rPr>
-              <w:t>N Fórmula no notebook</w:t>
+              <w:t>N Fórmula do notebook</w:t>
               <w:br/>
               <w:t>Integração ou estatística dos dados</w:t>
             </w:r>
@@ -1689,7 +1689,7 @@
                 <w:color w:val="000000"/>
                 <w:sz w:val="24"/>
               </w:rPr>
-              <w:t>N Fórmula no notebook</w:t>
+              <w:t>N Fórmula do notebook</w:t>
               <w:br/>
               <w:t>Integração ou estatística dos dados</w:t>
             </w:r>
@@ -2018,7 +2018,7 @@
                 <w:color w:val="000000"/>
                 <w:sz w:val="24"/>
               </w:rPr>
-              <w:t>N Fórmula no notebook</w:t>
+              <w:t>N Fórmula do notebook</w:t>
               <w:br/>
               <w:t>Integração ou estatística dos dados</w:t>
             </w:r>
@@ -2070,7 +2070,7 @@
     </w:p>
     <w:p>
       <w:r>
-        <w:t>Cada linha conta uma relação. Constantes e parâmetros não entram na contagem. Os itens N são o núcleo editorial já escrito e os C detalham o método; selecionar a inclusão conforme a discussão e o espaço. A numeração final do capítulo será definida na consolidação.</w:t>
+        <w:t>Cada linha conta uma relação. Constantes e parâmetros não entram na contagem. N identifica relações do notebook e C, relações complementares do código; selecionar a inclusão conforme a discussão e o espaço. A numeração final do capítulo será definida na consolidação.</w:t>
       </w:r>
     </w:p>
     <w:p>
@@ -2103,7 +2103,7 @@
     </w:p>
     <w:p>
       <w:r>
-        <w:t>As fórmulas N foram conferidas nas 19 subseções do notebook e na matriz da revisão 17ffe0eeb7d7. Os algoritmos de SPA, CEC e Perez–Driesse, as conversões e os filtros estão no código. Citar as fontes R e explicitar as hipóteses na redação.</w:t>
+        <w:t>As fórmulas N correspondem às células de método das 19 subseções do notebook. Os algoritmos de SPA, CEC e Perez–Driesse, as conversões e os filtros estão no código. Citar as fontes R e explicitar as hipóteses na redação.</w:t>
       </w:r>
     </w:p>
     <w:p>
